--- a/state-vignettes/new_mexico_highway_report.docx
+++ b/state-vignettes/new_mexico_highway_report.docx
@@ -20,47 +20,47 @@
     </w:p>
     <w:p>
       <w:r>
-        <w:t>According to the Annual Highway Report by Reason Foundation, this is a change from the state's previous rankings.</w:t>
+        <w:t>According to the Annual Highway Report by Reason Foundation, this ranking is the same as last year’s.</w:t>
       </w:r>
     </w:p>
     <w:p>
       <w:r>
-        <w:t>In safety and condition categories, New Mexico’s highways rank 31st in urban Interstate pavement condition, 42nd in rural Interstate pavement condition, 38th in urban arterial pavement condition, 35th in rural arterial pavement condition, 17th in structurally deficient bridges, 50th in urban fatality rate, and 38th in rural fatality rate.</w:t>
+        <w:t>In safety and condition categories, New Mexico’s highways rank 41st in urban Interstate pavement condition, 44th in rural Interstate pavement condition, 40th in urban arterial pavement condition, 35th in rural arterial pavement condition, 13th in structurally deficient bridges, 48th in urban fatality rate, and 43rd in rural fatality rate.</w:t>
       </w:r>
     </w:p>
     <w:p>
       <w:r>
-        <w:t>New Mexico ranks 13th out of the 50 states in traffic congestion, and its drivers spend 14.18 hours a year stuck in traffic congestion.</w:t>
+        <w:t>New Mexico ranks 13th out of the 50 states in traffic congestion, and its drivers spend 15.68 hours a year stuck in traffic congestion.</w:t>
       </w:r>
     </w:p>
     <w:p>
       <w:r>
-        <w:t>In spending and cost-effectiveness, New Mexico ranks 12th in capital and bridge disbursements, which are the costs of building new roads and bridges and widening existing ones. New Mexico ranks 4th in maintenance spending, such as the costs of repaving roads and filling in potholes. New Mexico’s administrative disbursements, including office spending that doesn’t make its way to roads, rank 47th nationwide.</w:t>
+        <w:t>In spending and cost-effectiveness, New Mexico ranks 13th in capital and bridge disbursements, which are the costs of building new roads and bridges and widening existing ones. New Mexico ranks 4th in maintenance spending, such as the costs of repaving roads and filling in potholes. New Mexico’s administrative disbursements, including office spending that doesn’t make its way to roads, rank 45th nationwide.</w:t>
       </w:r>
     </w:p>
     <w:p>
       <w:r>
-        <w:t>Compared to last year, New Mexico has the following notable changes in rankings: Other Fatality Rate improved by 12 points, from 34 to 22; Urbanized Area Congestion improved by 12 points, from 25 to 13; Urban Interstate Pavement Condition improved by 5 points, from 36 to 31.</w:t>
+        <w:t>Compared to last year, New Mexico has the following notable changes in rankings: Other Disbursements improved by 5 points, from 31 to 26; Urban Interstate Pavement Condition worsened by 10 points, from 31 to 41; Rural Fatality Rate worsened by 5 points, from 38 to 43.</w:t>
       </w:r>
     </w:p>
     <w:p>
       <w:r>
-        <w:t>Compared to neighboring and nearby states, New Mexico’s overall highway performance is better than Oklahoma (45th), Arizona (41st), and Colorado (42nd); worse than Utah (10th).</w:t>
+        <w:t>Compared to neighboring and nearby states, New Mexico’s overall highway performance is better than Oklahoma (43rd), Arizona (42nd), and Colorado (45th); worse than Utah (3rd).</w:t>
       </w:r>
     </w:p>
     <w:p>
       <w:r>
-        <w:t>Comparing its overall performance to similarly populated states, New Mexico ranks worse than Nebraska (29th) and Mississippi (24th).</w:t>
+        <w:t>Comparing its overall performance to similarly populated states, New Mexico ranks worse than Nebraska (21st) and Mississippi (22nd).</w:t>
       </w:r>
     </w:p>
     <w:p>
       <w:r>
-        <w:t>New Mexico’s highway system ranks 39th out of 50 states overall this year, compared to 38th last year.</w:t>
+        <w:t>New Mexico’s highway system ranks 39th out of 50 states overall this year, the same ranking as last year.</w:t>
       </w:r>
     </w:p>
     <w:p>
       <w:r>
-        <w:t>“In terms of improving in the road condition and performance categories, New Mexico should focus on reducing Urban Fatality Rate and Administrative Disbursements. New Mexico’s rank of 50th in Urban Fatality Rate makes it one of the worst in the nation for this safety metric,” said Baruch Feigenbaum, lead author of the 29th Annual Highway Report and senior managing director of transportation policy at Reason Foundation.</w:t>
+        <w:t>“In terms of improving in the road condition and performance categories, New Mexico should focus on reducing Urban Fatality Rate and Administrative Disbursements. New Mexico’s rank of 48th in Urban Fatality Rate makes it one of the worst in the nation for this safety metric,” said Baruch Feigenbaum, lead author of the 30th Annual Highway Report and senior managing director of transportation policy at Reason Foundation.</w:t>
       </w:r>
     </w:p>
     <w:p>
@@ -70,7 +70,7 @@
           <w:color w:val="FF5500"/>
           <w:sz w:val="28"/>
         </w:rPr>
-        <w:t>NEW MEXICO’S RANKINGS IN THE 29TH ANNUAL HIGHWAY REPORT</w:t>
+        <w:t>NEW MEXICO’S RANKINGS IN THE 30TH ANNUAL HIGHWAY REPORT</w:t>
       </w:r>
     </w:p>
     <w:tbl>
@@ -179,7 +179,7 @@
               <w:rPr>
                 <w:sz w:val="20"/>
               </w:rPr>
-              <w:t>12</w:t>
+              <w:t>13</w:t>
             </w:r>
           </w:p>
         </w:tc>
@@ -243,7 +243,7 @@
               <w:rPr>
                 <w:sz w:val="20"/>
               </w:rPr>
-              <w:t>47</w:t>
+              <w:t>45</w:t>
             </w:r>
           </w:p>
         </w:tc>
@@ -276,7 +276,7 @@
               <w:rPr>
                 <w:sz w:val="20"/>
               </w:rPr>
-              <w:t>31</w:t>
+              <w:t>26</w:t>
             </w:r>
           </w:p>
         </w:tc>
@@ -307,7 +307,7 @@
               <w:rPr>
                 <w:sz w:val="20"/>
               </w:rPr>
-              <w:t>42</w:t>
+              <w:t>44</w:t>
             </w:r>
           </w:p>
         </w:tc>
@@ -371,7 +371,7 @@
               <w:rPr>
                 <w:sz w:val="20"/>
               </w:rPr>
-              <w:t>31</w:t>
+              <w:t>41</w:t>
             </w:r>
           </w:p>
         </w:tc>
@@ -404,7 +404,7 @@
               <w:rPr>
                 <w:sz w:val="20"/>
               </w:rPr>
-              <w:t>38</w:t>
+              <w:t>40</w:t>
             </w:r>
           </w:p>
         </w:tc>
@@ -468,7 +468,7 @@
               <w:rPr>
                 <w:sz w:val="20"/>
               </w:rPr>
-              <w:t>17</w:t>
+              <w:t>13</w:t>
             </w:r>
           </w:p>
         </w:tc>
@@ -499,7 +499,7 @@
               <w:rPr>
                 <w:sz w:val="20"/>
               </w:rPr>
-              <w:t>38</w:t>
+              <w:t>43</w:t>
             </w:r>
           </w:p>
         </w:tc>
@@ -532,7 +532,7 @@
               <w:rPr>
                 <w:sz w:val="20"/>
               </w:rPr>
-              <w:t>50</w:t>
+              <w:t>48</w:t>
             </w:r>
           </w:p>
         </w:tc>
@@ -563,7 +563,7 @@
               <w:rPr>
                 <w:sz w:val="20"/>
               </w:rPr>
-              <w:t>22</w:t>
+              <w:t>20</w:t>
             </w:r>
           </w:p>
         </w:tc>
@@ -572,12 +572,12 @@
     <w:p>
       <w:r>
         <w:br/>
-        <w:t>Reason Foundation’s 29th Annual Highway Report measures the condition and cost- effectiveness of state-controlled highways in 13 categories, including pavement and bridge conditions, traffic fatalities, and spending. In the performance categories, ranking first implies the state has the best or lowest fatality rate and its road pavement is in the best condition. A ranking of 50th in performance categories means the state has the worst fatality rates or pavement conditions. In simplified terms, in the cost-effectiveness categories, a rank of 50 means the state spends more money, and a first-place ranking means the state spends less money than other states in that category.</w:t>
+        <w:t>Reason Foundation’s 30th Annual Highway Report measures the condition and cost-effectiveness of state-controlled highways in 13 categories, including pavement and bridge conditions, traffic fatalities, and spending. In the performance categories, ranking first implies the state has the best or lowest fatality rate and its road pavement is in the best condition. A ranking of 50th in performance categories means the state has the worst fatality rates or pavement conditions. In simplified terms, in the cost-effectiveness categories, a rank of 50 means the state spends more money, and a first-place ranking means the state spends less money than other states in that category.</w:t>
       </w:r>
     </w:p>
     <w:p>
       <w:r>
-        <w:t>The report’s data are primarily information each state directly reported to the Federal Highway Administration for 2023. Better Roads and Bridges provides the deficient bridge data, and INRIX.com provides the traffic congestion data.</w:t>
+        <w:t>The report’s data are primarily information each state directly reported to the Federal Highway Administration for 2024. Better Roads and Bridges provides the deficient bridge data, and INRIX.com provides the traffic congestion data.</w:t>
       </w:r>
     </w:p>
     <w:sectPr>
